--- a/ОТЧЕТ_4.docx
+++ b/ОТЧЕТ_4.docx
@@ -69,7 +69,6 @@
           <w:rFonts w:ascii="Times New Roman" w:hAnsi="Times New Roman" w:cs="Times New Roman"/>
           <w:sz w:val="60"/>
           <w:szCs w:val="60"/>
-          <w:lang w:val="ru-RU"/>
         </w:rPr>
       </w:pPr>
       <w:r>
@@ -95,8 +94,338 @@
           <w:lang w:val="ru-RU"/>
         </w:rPr>
       </w:pPr>
+    </w:p>
+    <w:p>
+      <w:pPr>
+        <w:rPr>
+          <w:lang w:val="ru-RU"/>
+        </w:rPr>
+      </w:pPr>
+    </w:p>
+    <w:p>
+      <w:pPr>
+        <w:rPr>
+          <w:lang w:val="ru-RU"/>
+        </w:rPr>
+      </w:pPr>
+    </w:p>
+    <w:p>
+      <w:pPr>
+        <w:rPr>
+          <w:lang w:val="ru-RU"/>
+        </w:rPr>
+      </w:pPr>
+    </w:p>
+    <w:p>
+      <w:pPr>
+        <w:rPr>
+          <w:lang w:val="ru-RU"/>
+        </w:rPr>
+      </w:pPr>
+    </w:p>
+    <w:p>
+      <w:pPr>
+        <w:rPr>
+          <w:lang w:val="ru-RU"/>
+        </w:rPr>
+      </w:pPr>
+    </w:p>
+    <w:p>
+      <w:pPr>
+        <w:rPr>
+          <w:lang w:val="ru-RU"/>
+        </w:rPr>
+      </w:pPr>
+    </w:p>
+    <w:p>
+      <w:pPr>
+        <w:rPr>
+          <w:lang w:val="ru-RU"/>
+        </w:rPr>
+      </w:pPr>
+    </w:p>
+    <w:p>
+      <w:pPr>
+        <w:rPr>
+          <w:lang w:val="ru-RU"/>
+        </w:rPr>
+      </w:pPr>
+    </w:p>
+    <w:p>
+      <w:pPr>
+        <w:rPr>
+          <w:lang w:val="ru-RU"/>
+        </w:rPr>
+      </w:pPr>
+    </w:p>
+    <w:p>
+      <w:pPr>
+        <w:rPr>
+          <w:lang w:val="ru-RU"/>
+        </w:rPr>
+      </w:pPr>
+    </w:p>
+    <w:p>
+      <w:pPr>
+        <w:rPr>
+          <w:lang w:val="ru-RU"/>
+        </w:rPr>
+      </w:pPr>
+    </w:p>
+    <w:p>
+      <w:pPr>
+        <w:rPr>
+          <w:lang w:val="ru-RU"/>
+        </w:rPr>
+      </w:pPr>
+    </w:p>
+    <w:p>
+      <w:pPr>
+        <w:rPr>
+          <w:lang w:val="ru-RU"/>
+        </w:rPr>
+      </w:pPr>
+    </w:p>
+    <w:p>
+      <w:pPr>
+        <w:rPr>
+          <w:lang w:val="ru-RU"/>
+        </w:rPr>
+      </w:pPr>
       <w:r>
+        <w:rPr>
+          <w:lang w:val="ru-RU"/>
+        </w:rPr>
         <w:lastRenderedPageBreak/>
+        <w:drawing>
+          <wp:inline distT="0" distB="0" distL="0" distR="0" wp14:anchorId="613EC387" wp14:editId="548C4FD0">
+            <wp:extent cx="6152515" cy="2378710"/>
+            <wp:effectExtent l="0" t="0" r="635" b="2540"/>
+            <wp:docPr id="710409367" name="Picture 1"/>
+            <wp:cNvGraphicFramePr>
+              <a:graphicFrameLocks xmlns:a="http://schemas.openxmlformats.org/drawingml/2006/main" noChangeAspect="1"/>
+            </wp:cNvGraphicFramePr>
+            <a:graphic xmlns:a="http://schemas.openxmlformats.org/drawingml/2006/main">
+              <a:graphicData uri="http://schemas.openxmlformats.org/drawingml/2006/picture">
+                <pic:pic xmlns:pic="http://schemas.openxmlformats.org/drawingml/2006/picture">
+                  <pic:nvPicPr>
+                    <pic:cNvPr id="710409367" name=""/>
+                    <pic:cNvPicPr/>
+                  </pic:nvPicPr>
+                  <pic:blipFill>
+                    <a:blip r:embed="rId4"/>
+                    <a:stretch>
+                      <a:fillRect/>
+                    </a:stretch>
+                  </pic:blipFill>
+                  <pic:spPr>
+                    <a:xfrm>
+                      <a:off x="0" y="0"/>
+                      <a:ext cx="6152515" cy="2378710"/>
+                    </a:xfrm>
+                    <a:prstGeom prst="rect">
+                      <a:avLst/>
+                    </a:prstGeom>
+                  </pic:spPr>
+                </pic:pic>
+              </a:graphicData>
+            </a:graphic>
+          </wp:inline>
+        </w:drawing>
+      </w:r>
+    </w:p>
+    <w:p>
+      <w:pPr>
+        <w:rPr>
+          <w:lang w:val="ru-RU"/>
+        </w:rPr>
+      </w:pPr>
+      <w:r>
+        <w:rPr>
+          <w:lang w:val="ru-RU"/>
+        </w:rPr>
+        <w:drawing>
+          <wp:inline distT="0" distB="0" distL="0" distR="0" wp14:anchorId="7E526863" wp14:editId="21950944">
+            <wp:extent cx="6152515" cy="2042160"/>
+            <wp:effectExtent l="0" t="0" r="635" b="0"/>
+            <wp:docPr id="2020935525" name="Picture 1"/>
+            <wp:cNvGraphicFramePr>
+              <a:graphicFrameLocks xmlns:a="http://schemas.openxmlformats.org/drawingml/2006/main" noChangeAspect="1"/>
+            </wp:cNvGraphicFramePr>
+            <a:graphic xmlns:a="http://schemas.openxmlformats.org/drawingml/2006/main">
+              <a:graphicData uri="http://schemas.openxmlformats.org/drawingml/2006/picture">
+                <pic:pic xmlns:pic="http://schemas.openxmlformats.org/drawingml/2006/picture">
+                  <pic:nvPicPr>
+                    <pic:cNvPr id="2020935525" name=""/>
+                    <pic:cNvPicPr/>
+                  </pic:nvPicPr>
+                  <pic:blipFill>
+                    <a:blip r:embed="rId5"/>
+                    <a:stretch>
+                      <a:fillRect/>
+                    </a:stretch>
+                  </pic:blipFill>
+                  <pic:spPr>
+                    <a:xfrm>
+                      <a:off x="0" y="0"/>
+                      <a:ext cx="6152515" cy="2042160"/>
+                    </a:xfrm>
+                    <a:prstGeom prst="rect">
+                      <a:avLst/>
+                    </a:prstGeom>
+                  </pic:spPr>
+                </pic:pic>
+              </a:graphicData>
+            </a:graphic>
+          </wp:inline>
+        </w:drawing>
+      </w:r>
+    </w:p>
+    <w:p>
+      <w:pPr>
+        <w:rPr>
+          <w:lang w:val="ru-RU"/>
+        </w:rPr>
+      </w:pPr>
+      <w:r>
+        <w:rPr>
+          <w:lang w:val="ru-RU"/>
+        </w:rPr>
+        <w:drawing>
+          <wp:inline distT="0" distB="0" distL="0" distR="0" wp14:anchorId="219C2055" wp14:editId="58D77C84">
+            <wp:extent cx="6152515" cy="2552065"/>
+            <wp:effectExtent l="0" t="0" r="635" b="635"/>
+            <wp:docPr id="956014135" name="Picture 1"/>
+            <wp:cNvGraphicFramePr>
+              <a:graphicFrameLocks xmlns:a="http://schemas.openxmlformats.org/drawingml/2006/main" noChangeAspect="1"/>
+            </wp:cNvGraphicFramePr>
+            <a:graphic xmlns:a="http://schemas.openxmlformats.org/drawingml/2006/main">
+              <a:graphicData uri="http://schemas.openxmlformats.org/drawingml/2006/picture">
+                <pic:pic xmlns:pic="http://schemas.openxmlformats.org/drawingml/2006/picture">
+                  <pic:nvPicPr>
+                    <pic:cNvPr id="956014135" name=""/>
+                    <pic:cNvPicPr/>
+                  </pic:nvPicPr>
+                  <pic:blipFill>
+                    <a:blip r:embed="rId6"/>
+                    <a:stretch>
+                      <a:fillRect/>
+                    </a:stretch>
+                  </pic:blipFill>
+                  <pic:spPr>
+                    <a:xfrm>
+                      <a:off x="0" y="0"/>
+                      <a:ext cx="6152515" cy="2552065"/>
+                    </a:xfrm>
+                    <a:prstGeom prst="rect">
+                      <a:avLst/>
+                    </a:prstGeom>
+                  </pic:spPr>
+                </pic:pic>
+              </a:graphicData>
+            </a:graphic>
+          </wp:inline>
+        </w:drawing>
+      </w:r>
+    </w:p>
+    <w:p>
+      <w:pPr>
+        <w:rPr>
+          <w:lang w:val="ru-RU"/>
+        </w:rPr>
+      </w:pPr>
+      <w:r>
+        <w:rPr>
+          <w:lang w:val="ru-RU"/>
+        </w:rPr>
+        <w:lastRenderedPageBreak/>
+        <w:drawing>
+          <wp:inline distT="0" distB="0" distL="0" distR="0" wp14:anchorId="1805DC0D" wp14:editId="33D78C94">
+            <wp:extent cx="3553321" cy="5858693"/>
+            <wp:effectExtent l="0" t="0" r="9525" b="8890"/>
+            <wp:docPr id="461659497" name="Picture 1"/>
+            <wp:cNvGraphicFramePr>
+              <a:graphicFrameLocks xmlns:a="http://schemas.openxmlformats.org/drawingml/2006/main" noChangeAspect="1"/>
+            </wp:cNvGraphicFramePr>
+            <a:graphic xmlns:a="http://schemas.openxmlformats.org/drawingml/2006/main">
+              <a:graphicData uri="http://schemas.openxmlformats.org/drawingml/2006/picture">
+                <pic:pic xmlns:pic="http://schemas.openxmlformats.org/drawingml/2006/picture">
+                  <pic:nvPicPr>
+                    <pic:cNvPr id="461659497" name=""/>
+                    <pic:cNvPicPr/>
+                  </pic:nvPicPr>
+                  <pic:blipFill>
+                    <a:blip r:embed="rId7"/>
+                    <a:stretch>
+                      <a:fillRect/>
+                    </a:stretch>
+                  </pic:blipFill>
+                  <pic:spPr>
+                    <a:xfrm>
+                      <a:off x="0" y="0"/>
+                      <a:ext cx="3553321" cy="5858693"/>
+                    </a:xfrm>
+                    <a:prstGeom prst="rect">
+                      <a:avLst/>
+                    </a:prstGeom>
+                  </pic:spPr>
+                </pic:pic>
+              </a:graphicData>
+            </a:graphic>
+          </wp:inline>
+        </w:drawing>
+      </w:r>
+    </w:p>
+    <w:p>
+      <w:r>
+        <w:rPr>
+          <w:lang w:val="ru-RU"/>
+        </w:rPr>
+        <w:lastRenderedPageBreak/>
+        <w:drawing>
+          <wp:inline distT="0" distB="0" distL="0" distR="0" wp14:anchorId="1D39075C" wp14:editId="11AE73DC">
+            <wp:extent cx="6152515" cy="2712720"/>
+            <wp:effectExtent l="0" t="0" r="635" b="0"/>
+            <wp:docPr id="1660220194" name="Picture 1"/>
+            <wp:cNvGraphicFramePr>
+              <a:graphicFrameLocks xmlns:a="http://schemas.openxmlformats.org/drawingml/2006/main" noChangeAspect="1"/>
+            </wp:cNvGraphicFramePr>
+            <a:graphic xmlns:a="http://schemas.openxmlformats.org/drawingml/2006/main">
+              <a:graphicData uri="http://schemas.openxmlformats.org/drawingml/2006/picture">
+                <pic:pic xmlns:pic="http://schemas.openxmlformats.org/drawingml/2006/picture">
+                  <pic:nvPicPr>
+                    <pic:cNvPr id="1660220194" name=""/>
+                    <pic:cNvPicPr/>
+                  </pic:nvPicPr>
+                  <pic:blipFill>
+                    <a:blip r:embed="rId8"/>
+                    <a:stretch>
+                      <a:fillRect/>
+                    </a:stretch>
+                  </pic:blipFill>
+                  <pic:spPr>
+                    <a:xfrm>
+                      <a:off x="0" y="0"/>
+                      <a:ext cx="6152515" cy="2712720"/>
+                    </a:xfrm>
+                    <a:prstGeom prst="rect">
+                      <a:avLst/>
+                    </a:prstGeom>
+                  </pic:spPr>
+                </pic:pic>
+              </a:graphicData>
+            </a:graphic>
+          </wp:inline>
+        </w:drawing>
+      </w:r>
+    </w:p>
+    <w:p>
+      <w:pPr>
+        <w:rPr>
+          <w:lang w:val="ru-RU"/>
+        </w:rPr>
+      </w:pPr>
+      <w:r>
         <w:drawing>
           <wp:inline distT="0" distB="0" distL="0" distR="0" wp14:anchorId="62600C4A" wp14:editId="1F780DAE">
             <wp:extent cx="3937941" cy="5334000"/>
@@ -113,7 +442,7 @@
                     <pic:cNvPicPr/>
                   </pic:nvPicPr>
                   <pic:blipFill>
-                    <a:blip r:embed="rId4"/>
+                    <a:blip r:embed="rId9"/>
                     <a:stretch>
                       <a:fillRect/>
                     </a:stretch>
@@ -150,8 +479,8 @@
         </w:rPr>
         <w:lastRenderedPageBreak/>
         <w:drawing>
-          <wp:inline distT="0" distB="0" distL="0" distR="0" wp14:anchorId="1E739A7B" wp14:editId="593CCCDD">
-            <wp:extent cx="4786160" cy="3489960"/>
+          <wp:inline distT="0" distB="0" distL="0" distR="0" wp14:anchorId="1E739A7B" wp14:editId="0BE39246">
+            <wp:extent cx="3762047" cy="2743200"/>
             <wp:effectExtent l="0" t="0" r="0" b="0"/>
             <wp:docPr id="2083341931" name="Picture 1"/>
             <wp:cNvGraphicFramePr>
@@ -165,7 +494,7 @@
                     <pic:cNvPicPr/>
                   </pic:nvPicPr>
                   <pic:blipFill>
-                    <a:blip r:embed="rId5"/>
+                    <a:blip r:embed="rId10"/>
                     <a:stretch>
                       <a:fillRect/>
                     </a:stretch>
@@ -173,7 +502,7 @@
                   <pic:spPr>
                     <a:xfrm>
                       <a:off x="0" y="0"/>
-                      <a:ext cx="4788743" cy="3491844"/>
+                      <a:ext cx="3768906" cy="2748201"/>
                     </a:xfrm>
                     <a:prstGeom prst="rect">
                       <a:avLst/>
@@ -216,7 +545,7 @@
                     <pic:cNvPicPr/>
                   </pic:nvPicPr>
                   <pic:blipFill>
-                    <a:blip r:embed="rId6"/>
+                    <a:blip r:embed="rId11"/>
                     <a:stretch>
                       <a:fillRect/>
                     </a:stretch>
@@ -277,7 +606,7 @@
                     <pic:cNvPicPr/>
                   </pic:nvPicPr>
                   <pic:blipFill>
-                    <a:blip r:embed="rId7"/>
+                    <a:blip r:embed="rId12"/>
                     <a:stretch>
                       <a:fillRect/>
                     </a:stretch>
@@ -313,9 +642,9 @@
           <w:lang w:val="ru-RU"/>
         </w:rPr>
         <w:drawing>
-          <wp:inline distT="0" distB="0" distL="0" distR="0" wp14:anchorId="7A3AAF28" wp14:editId="51B12C1F">
-            <wp:extent cx="6152515" cy="2334895"/>
-            <wp:effectExtent l="0" t="0" r="635" b="8255"/>
+          <wp:inline distT="0" distB="0" distL="0" distR="0" wp14:anchorId="7A3AAF28" wp14:editId="4157A7F4">
+            <wp:extent cx="3714600" cy="1409700"/>
+            <wp:effectExtent l="0" t="0" r="635" b="0"/>
             <wp:docPr id="1745523833" name="Picture 1"/>
             <wp:cNvGraphicFramePr>
               <a:graphicFrameLocks xmlns:a="http://schemas.openxmlformats.org/drawingml/2006/main" noChangeAspect="1"/>
@@ -328,7 +657,7 @@
                     <pic:cNvPicPr/>
                   </pic:nvPicPr>
                   <pic:blipFill>
-                    <a:blip r:embed="rId8"/>
+                    <a:blip r:embed="rId13"/>
                     <a:stretch>
                       <a:fillRect/>
                     </a:stretch>
@@ -336,7 +665,7 @@
                   <pic:spPr>
                     <a:xfrm>
                       <a:off x="0" y="0"/>
-                      <a:ext cx="6152515" cy="2334895"/>
+                      <a:ext cx="3723039" cy="1412903"/>
                     </a:xfrm>
                     <a:prstGeom prst="rect">
                       <a:avLst/>
@@ -379,7 +708,7 @@
                     <pic:cNvPicPr/>
                   </pic:nvPicPr>
                   <pic:blipFill>
-                    <a:blip r:embed="rId9"/>
+                    <a:blip r:embed="rId14"/>
                     <a:stretch>
                       <a:fillRect/>
                     </a:stretch>
@@ -421,7 +750,7 @@
                     <pic:cNvPicPr/>
                   </pic:nvPicPr>
                   <pic:blipFill>
-                    <a:blip r:embed="rId10"/>
+                    <a:blip r:embed="rId15"/>
                     <a:stretch>
                       <a:fillRect/>
                     </a:stretch>
